--- a/grant/Idei-grantov_IT-akademiya.docx
+++ b/grant/Idei-grantov_IT-akademiya.docx
@@ -15,7 +15,7 @@
         <w:pStyle w:val="Subtitle"/>
       </w:pPr>
       <w:r>
-        <w:t xml:space="preserve">ИТ-академия ИТ-парка Набережных Челнов + НКО-заявитель</w:t>
+        <w:t xml:space="preserve">Инициатор — АНО «Содействие», технологический партнёр — ИТ-академия ИТ-парка Набережных Челнов</w:t>
       </w:r>
     </w:p>
     <w:p>
@@ -33,7 +33,7 @@
         <w:t xml:space="preserve"> </w:t>
       </w:r>
       <w:r>
-        <w:t xml:space="preserve">Заявитель — НКО. ИТ-академия организует обучение и приводит участников, ИТ-парк даёт площадку, оборудование и PR. Каждый проект: реальная социальная польза → дети или молодёжь учатся технологиям на живой задаче → публичный результат → материалы, которые можно повторить. И каждый проект — поток людей в Академию и готовый контент для блога.</w:t>
+        <w:t xml:space="preserve">Инициатор и заявитель — АНО «Содействие». ИТ-академия организует обучение и приводит участников, ИТ-парк даёт площадку, оборудование и PR. Каждый проект: реальная социальная польза → дети или молодёжь учатся технологиям на живой задаче → публичный результат → материалы, которые можно повторить. И каждый проект — поток людей в Академию и готовый контент для блога.</w:t>
       </w:r>
     </w:p>
     <w:bookmarkStart w:id="9" w:name="короткий-список"/>
@@ -1622,7 +1622,7 @@
         <w:t xml:space="preserve"> </w:t>
       </w:r>
       <w:r>
-        <w:t xml:space="preserve">Каждый проект — отдельная заявка с отдельной НКО, а для СМИ и блога — одна большая история о том, как ИТ-парк работает для людей, а не только для айтишников.</w:t>
+        <w:t xml:space="preserve">Заявки подаёт АНО «Содействие» (по одной на конкурс; при необходимости подключаем партнёрские НКО), а для СМИ и блога — одна большая история о том, как ИТ-парк работает для людей, а не только для айтишников.</w:t>
       </w:r>
     </w:p>
     <w:bookmarkEnd w:id="16"/>
@@ -1644,7 +1644,7 @@
         </w:numPr>
       </w:pPr>
       <w:r>
-        <w:t xml:space="preserve">Какие НКО готовы быть заявителями и с какими аудиториями они работают?</w:t>
+        <w:t xml:space="preserve">С какими аудиториями работает АНО «Содействие» (уставные цели, ОКВЭД) — от этого зависит, какие идеи она может подать как свои.</w:t>
       </w:r>
     </w:p>
     <w:p>

--- a/grant/Idei-grantov_IT-akademiya.docx
+++ b/grant/Idei-grantov_IT-akademiya.docx
@@ -753,793 +753,6 @@
         </w:rPr>
         <w:t xml:space="preserve">Изюминка.</w:t>
       </w:r>
-      <w:r>
-        <w:t xml:space="preserve"> </w:t>
-      </w:r>
-      <w:r>
-        <w:t xml:space="preserve">- Подростки с ИИ делают памятку-квест «Звонок из банка: что делать?».</w:t>
-      </w:r>
-      <w:r>
-        <w:t xml:space="preserve"> </w:t>
-      </w:r>
-      <w:r>
-        <w:t xml:space="preserve">- Дополнительно — простой Telegram-бот: пожилой пересылает подозрительное сообщение и получает понятный ответ, опасно это или нет. Бот делают сами участники с наставником.</w:t>
-      </w:r>
-    </w:p>
-    <w:p>
-      <w:pPr>
-        <w:pStyle w:val="BodyText"/>
-      </w:pPr>
-      <w:r>
-        <w:rPr>
-          <w:b/>
-          <w:bCs/>
-        </w:rPr>
-        <w:t xml:space="preserve">Результаты:</w:t>
-      </w:r>
-      <w:r>
-        <w:t xml:space="preserve"> </w:t>
-      </w:r>
-      <w:r>
-        <w:t xml:space="preserve">[200] пожилых обучены, [50] «цифровых внуков», памятка [1 000] экз., бот, методичка для других городов.</w:t>
-      </w:r>
-    </w:p>
-    <w:p>
-      <w:pPr>
-        <w:pStyle w:val="BodyText"/>
-      </w:pPr>
-      <w:r>
-        <w:rPr>
-          <w:b/>
-          <w:bCs/>
-        </w:rPr>
-        <w:t xml:space="preserve">Что просить:</w:t>
-      </w:r>
-      <w:r>
-        <w:t xml:space="preserve"> </w:t>
-      </w:r>
-      <w:r>
-        <w:t xml:space="preserve">планшеты для занятий ([10] шт.), печать памяток и сертификатов, транспорт, выпускной.</w:t>
-      </w:r>
-    </w:p>
-    <w:p>
-      <w:pPr>
-        <w:pStyle w:val="BodyText"/>
-      </w:pPr>
-      <w:r>
-        <w:rPr>
-          <w:b/>
-          <w:bCs/>
-        </w:rPr>
-        <w:t xml:space="preserve">Трафик для Академии:</w:t>
-      </w:r>
-      <w:r>
-        <w:t xml:space="preserve"> </w:t>
-      </w:r>
-      <w:r>
-        <w:t xml:space="preserve">- взрослые записываются на курс «Компьютер для начинающих»;</w:t>
-      </w:r>
-      <w:r>
-        <w:t xml:space="preserve"> </w:t>
-      </w:r>
-      <w:r>
-        <w:t xml:space="preserve">- подростки получают волонтёрские часы и портфолио.</w:t>
-      </w:r>
-    </w:p>
-    <w:p>
-      <w:pPr>
-        <w:pStyle w:val="BodyText"/>
-      </w:pPr>
-      <w:r>
-        <w:rPr>
-          <w:b/>
-          <w:bCs/>
-        </w:rPr>
-        <w:t xml:space="preserve">Почему сильно:</w:t>
-      </w:r>
-      <w:r>
-        <w:t xml:space="preserve"> </w:t>
-      </w:r>
-      <w:r>
-        <w:t xml:space="preserve">о проблеме мошенничества знают все, результат измерим (опрос до/после: «смогу отличить мошенника»), тема легко тиражируется.</w:t>
-      </w:r>
-    </w:p>
-    <w:bookmarkEnd w:id="10"/>
-    <w:bookmarkStart w:id="11" w:name="город-который-построили"/>
-    <w:p>
-      <w:pPr>
-        <w:pStyle w:val="Heading1"/>
-      </w:pPr>
-      <w:r>
-        <w:t xml:space="preserve">2. «Город, который построили»</w:t>
-      </w:r>
-    </w:p>
-    <w:p>
-      <w:pPr>
-        <w:pStyle w:val="FirstParagraph"/>
-      </w:pPr>
-      <w:r>
-        <w:rPr>
-          <w:b/>
-          <w:bCs/>
-        </w:rPr>
-        <w:t xml:space="preserve">Проблема.</w:t>
-      </w:r>
-      <w:r>
-        <w:t xml:space="preserve"> </w:t>
-      </w:r>
-      <w:r>
-        <w:t xml:space="preserve">Живых свидетелей того, как строились КАМАЗ и новый город в 1970-е, становится всё меньше. Их истории, фото и документы лежат в семейных альбомах и уходят вместе с людьми.</w:t>
-      </w:r>
-    </w:p>
-    <w:p>
-      <w:pPr>
-        <w:pStyle w:val="BodyText"/>
-      </w:pPr>
-      <w:r>
-        <w:rPr>
-          <w:b/>
-          <w:bCs/>
-        </w:rPr>
-        <w:t xml:space="preserve">Суть.</w:t>
-      </w:r>
-      <w:r>
-        <w:t xml:space="preserve"> </w:t>
-      </w:r>
-      <w:r>
-        <w:t xml:space="preserve">1. Дети Академии берут интервью у первостроителей и старожилов: записывают на телефон, ИИ расшифровывает, дети редактируют.</w:t>
-      </w:r>
-      <w:r>
-        <w:t xml:space="preserve"> </w:t>
-      </w:r>
-      <w:r>
-        <w:t xml:space="preserve">2. Оцифровывают и восстанавливают старые фото (с ИИ, но аккуратно: восстановление, а не выдумка).</w:t>
-      </w:r>
-      <w:r>
-        <w:t xml:space="preserve"> </w:t>
-      </w:r>
-      <w:r>
-        <w:t xml:space="preserve">3. Собирают</w:t>
-      </w:r>
-      <w:r>
-        <w:t xml:space="preserve"> </w:t>
-      </w:r>
-      <w:r>
-        <w:rPr>
-          <w:b/>
-          <w:bCs/>
-        </w:rPr>
-        <w:t xml:space="preserve">цифровую карту памяти</w:t>
-      </w:r>
-      <w:r>
-        <w:t xml:space="preserve">: точки города, к которым привязаны истории, фото и голоса.</w:t>
-      </w:r>
-      <w:r>
-        <w:t xml:space="preserve"> </w:t>
-      </w:r>
-      <w:r>
-        <w:t xml:space="preserve">4. Итог — сайт или мини-приложение, выставка в ИТ-парке и подкаст.</w:t>
-      </w:r>
-    </w:p>
-    <w:p>
-      <w:pPr>
-        <w:pStyle w:val="BodyText"/>
-      </w:pPr>
-      <w:r>
-        <w:rPr>
-          <w:b/>
-          <w:bCs/>
-        </w:rPr>
-        <w:t xml:space="preserve">Привязка к дате.</w:t>
-      </w:r>
-      <w:r>
-        <w:t xml:space="preserve"> </w:t>
-      </w:r>
-      <w:r>
-        <w:t xml:space="preserve">В 1976 году с конвейера сошёл первый КАМАЗ. Проект вписывается в юбилейную повестку [проверить точную дату и мероприятия города].</w:t>
-      </w:r>
-    </w:p>
-    <w:p>
-      <w:pPr>
-        <w:pStyle w:val="BodyText"/>
-      </w:pPr>
-      <w:r>
-        <w:rPr>
-          <w:b/>
-          <w:bCs/>
-        </w:rPr>
-        <w:t xml:space="preserve">Результаты:</w:t>
-      </w:r>
-      <w:r>
-        <w:t xml:space="preserve"> </w:t>
-      </w:r>
-      <w:r>
-        <w:t xml:space="preserve">[50] интервью, [300] оцифрованных фото, карта памяти, выставка, [10] выпусков подкаста.</w:t>
-      </w:r>
-    </w:p>
-    <w:p>
-      <w:pPr>
-        <w:pStyle w:val="BodyText"/>
-      </w:pPr>
-      <w:r>
-        <w:rPr>
-          <w:b/>
-          <w:bCs/>
-        </w:rPr>
-        <w:t xml:space="preserve">Что просить:</w:t>
-      </w:r>
-      <w:r>
-        <w:t xml:space="preserve"> </w:t>
-      </w:r>
-      <w:r>
-        <w:t xml:space="preserve">сканер, диктофоны и микрофоны, хостинг и разработка, печать выставки, транспорт.</w:t>
-      </w:r>
-    </w:p>
-    <w:p>
-      <w:pPr>
-        <w:pStyle w:val="BodyText"/>
-      </w:pPr>
-      <w:r>
-        <w:rPr>
-          <w:b/>
-          <w:bCs/>
-        </w:rPr>
-        <w:t xml:space="preserve">Трафик:</w:t>
-      </w:r>
-      <w:r>
-        <w:t xml:space="preserve"> </w:t>
-      </w:r>
-      <w:r>
-        <w:t xml:space="preserve">семьи приносят свои архивы в ИТ-парк; выставка — повод для экскурсий школ.</w:t>
-      </w:r>
-    </w:p>
-    <w:p>
-      <w:pPr>
-        <w:pStyle w:val="BodyText"/>
-      </w:pPr>
-      <w:r>
-        <w:rPr>
-          <w:b/>
-          <w:bCs/>
-        </w:rPr>
-        <w:t xml:space="preserve">Почему сильно:</w:t>
-      </w:r>
-      <w:r>
-        <w:t xml:space="preserve"> </w:t>
-      </w:r>
-      <w:r>
-        <w:t xml:space="preserve">эмоционально, объединяет поколения, отлично ложится в культурные и «памятные» конкурсы, очень сильный контент для соцсетей.</w:t>
-      </w:r>
-    </w:p>
-    <w:bookmarkEnd w:id="11"/>
-    <w:bookmarkStart w:id="12" w:name="ии-помощник-для-нко"/>
-    <w:p>
-      <w:pPr>
-        <w:pStyle w:val="Heading1"/>
-      </w:pPr>
-      <w:r>
-        <w:t xml:space="preserve">3. «ИИ-помощник для НКО»</w:t>
-      </w:r>
-    </w:p>
-    <w:p>
-      <w:pPr>
-        <w:pStyle w:val="FirstParagraph"/>
-      </w:pPr>
-      <w:r>
-        <w:rPr>
-          <w:b/>
-          <w:bCs/>
-        </w:rPr>
-        <w:t xml:space="preserve">Проблема.</w:t>
-      </w:r>
-      <w:r>
-        <w:t xml:space="preserve"> </w:t>
-      </w:r>
-      <w:r>
-        <w:t xml:space="preserve">Небольшие НКО (приюты для животных, фонды помощи, волонтёрские группы) тонут в рутине: одни и те же вопросы в директ, посты, отчёты. Денег на автоматизацию у них нет.</w:t>
-      </w:r>
-    </w:p>
-    <w:p>
-      <w:pPr>
-        <w:pStyle w:val="BodyText"/>
-      </w:pPr>
-      <w:r>
-        <w:rPr>
-          <w:b/>
-          <w:bCs/>
-        </w:rPr>
-        <w:t xml:space="preserve">Суть.</w:t>
-      </w:r>
-      <w:r>
-        <w:t xml:space="preserve"> </w:t>
-      </w:r>
-      <w:r>
-        <w:t xml:space="preserve">- Подростки и студенты Академии в командах по [3–4] человека с наставником-резидентом делают для реальной НКО одного помощника: чат-бот для ответов на частые вопросы, бот сбора заявок волонтёров, генератор постов о питомцах и т. п.</w:t>
-      </w:r>
-      <w:r>
-        <w:t xml:space="preserve"> </w:t>
-      </w:r>
-      <w:r>
-        <w:t xml:space="preserve">- Сезон — [3] месяца, на выходе [10] работающих ботов.</w:t>
-      </w:r>
-      <w:r>
-        <w:t xml:space="preserve"> </w:t>
-      </w:r>
-      <w:r>
-        <w:t xml:space="preserve">- Всё передаётся НКО с инструкцией.</w:t>
-      </w:r>
-      <w:r>
-        <w:t xml:space="preserve"> </w:t>
-      </w:r>
-      <w:r>
-        <w:t xml:space="preserve">- Финал — демо-день.</w:t>
-      </w:r>
-    </w:p>
-    <w:p>
-      <w:pPr>
-        <w:pStyle w:val="BodyText"/>
-      </w:pPr>
-      <w:r>
-        <w:rPr>
-          <w:b/>
-          <w:bCs/>
-        </w:rPr>
-        <w:t xml:space="preserve">Результаты:</w:t>
-      </w:r>
-      <w:r>
-        <w:t xml:space="preserve"> </w:t>
-      </w:r>
-      <w:r>
-        <w:t xml:space="preserve">[10] НКО получили работающих ИИ-помощников, [40] участников, открытые шаблоны ботов для других НКО.</w:t>
-      </w:r>
-    </w:p>
-    <w:p>
-      <w:pPr>
-        <w:pStyle w:val="BodyText"/>
-      </w:pPr>
-      <w:r>
-        <w:rPr>
-          <w:b/>
-          <w:bCs/>
-        </w:rPr>
-        <w:t xml:space="preserve">Что просить:</w:t>
-      </w:r>
-      <w:r>
-        <w:t xml:space="preserve"> </w:t>
-      </w:r>
-      <w:r>
-        <w:t xml:space="preserve">оплата ИИ-сервисов и хостинга на год для НКО, наставники, демо-день, методичка.</w:t>
-      </w:r>
-    </w:p>
-    <w:p>
-      <w:pPr>
-        <w:pStyle w:val="BodyText"/>
-      </w:pPr>
-      <w:r>
-        <w:rPr>
-          <w:b/>
-          <w:bCs/>
-        </w:rPr>
-        <w:t xml:space="preserve">Трафик:</w:t>
-      </w:r>
-      <w:r>
-        <w:t xml:space="preserve"> </w:t>
-      </w:r>
-      <w:r>
-        <w:t xml:space="preserve">Академия получает сильных ребят в продвинутые программы; резиденты находят будущих сотрудников.</w:t>
-      </w:r>
-    </w:p>
-    <w:p>
-      <w:pPr>
-        <w:pStyle w:val="BodyText"/>
-      </w:pPr>
-      <w:r>
-        <w:rPr>
-          <w:b/>
-          <w:bCs/>
-        </w:rPr>
-        <w:t xml:space="preserve">Почему сильно:</w:t>
-      </w:r>
-      <w:r>
-        <w:t xml:space="preserve"> </w:t>
-      </w:r>
-      <w:r>
-        <w:t xml:space="preserve">польза сразу многим организациям. Связано с вашей экспертизой (ИИ-помощники), поэтому это ещё и кейс для блога и ваших продуктов.</w:t>
-      </w:r>
-    </w:p>
-    <w:bookmarkEnd w:id="12"/>
-    <w:bookmarkStart w:id="13" w:name="робототехника-без-барьеров"/>
-    <w:p>
-      <w:pPr>
-        <w:pStyle w:val="Heading1"/>
-      </w:pPr>
-      <w:r>
-        <w:t xml:space="preserve">4. «Робототехника без барьеров»</w:t>
-      </w:r>
-    </w:p>
-    <w:p>
-      <w:pPr>
-        <w:pStyle w:val="FirstParagraph"/>
-      </w:pPr>
-      <w:r>
-        <w:rPr>
-          <w:b/>
-          <w:bCs/>
-        </w:rPr>
-        <w:t xml:space="preserve">Проблема.</w:t>
-      </w:r>
-      <w:r>
-        <w:t xml:space="preserve"> </w:t>
-      </w:r>
-      <w:r>
-        <w:t xml:space="preserve">Дети с ОВЗ почти не попадают в технические кружки: нет адаптированных рабочих мест, программ и подготовленных педагогов.</w:t>
-      </w:r>
-    </w:p>
-    <w:p>
-      <w:pPr>
-        <w:pStyle w:val="BodyText"/>
-      </w:pPr>
-      <w:r>
-        <w:rPr>
-          <w:b/>
-          <w:bCs/>
-        </w:rPr>
-        <w:t xml:space="preserve">Суть.</w:t>
-      </w:r>
-      <w:r>
-        <w:t xml:space="preserve"> </w:t>
-      </w:r>
-      <w:r>
-        <w:t xml:space="preserve">- Академия запускает инклюзивные группы робототехники и 3D-моделирования.</w:t>
-      </w:r>
-      <w:r>
-        <w:t xml:space="preserve"> </w:t>
-      </w:r>
-      <w:r>
-        <w:t xml:space="preserve">- Покупаются адаптированные устройства (альтернативные мыши и клавиатуры, крупные контроллеры), педагоги проходят обучение.</w:t>
-      </w:r>
-      <w:r>
-        <w:t xml:space="preserve"> </w:t>
-      </w:r>
-      <w:r>
-        <w:t xml:space="preserve">- Смешанные команды: дети с ОВЗ и без. Финал — совместный турнир.</w:t>
-      </w:r>
-    </w:p>
-    <w:p>
-      <w:pPr>
-        <w:pStyle w:val="BodyText"/>
-      </w:pPr>
-      <w:r>
-        <w:rPr>
-          <w:b/>
-          <w:bCs/>
-        </w:rPr>
-        <w:t xml:space="preserve">Результаты:</w:t>
-      </w:r>
-      <w:r>
-        <w:t xml:space="preserve"> </w:t>
-      </w:r>
-      <w:r>
-        <w:t xml:space="preserve">[30] детей с ОВЗ обучены, [5] педагогов подготовлены, [4] адаптированных рабочих места, методичка.</w:t>
-      </w:r>
-    </w:p>
-    <w:p>
-      <w:pPr>
-        <w:pStyle w:val="BodyText"/>
-      </w:pPr>
-      <w:r>
-        <w:rPr>
-          <w:b/>
-          <w:bCs/>
-        </w:rPr>
-        <w:t xml:space="preserve">Что просить:</w:t>
-      </w:r>
-      <w:r>
-        <w:t xml:space="preserve"> </w:t>
-      </w:r>
-      <w:r>
-        <w:t xml:space="preserve">адаптированное оборудование, наборы робототехники, обучение педагогов, транспорт для детей.</w:t>
-      </w:r>
-    </w:p>
-    <w:p>
-      <w:pPr>
-        <w:pStyle w:val="BodyText"/>
-      </w:pPr>
-      <w:r>
-        <w:rPr>
-          <w:b/>
-          <w:bCs/>
-        </w:rPr>
-        <w:t xml:space="preserve">Трафик:</w:t>
-      </w:r>
-      <w:r>
-        <w:t xml:space="preserve"> </w:t>
-      </w:r>
-      <w:r>
-        <w:t xml:space="preserve">новая аудитория Академии; сильная социальная репутация ИТ-парка.</w:t>
-      </w:r>
-    </w:p>
-    <w:p>
-      <w:pPr>
-        <w:pStyle w:val="BodyText"/>
-      </w:pPr>
-      <w:r>
-        <w:rPr>
-          <w:b/>
-          <w:bCs/>
-        </w:rPr>
-        <w:t xml:space="preserve">Почему сильно:</w:t>
-      </w:r>
-      <w:r>
-        <w:t xml:space="preserve"> </w:t>
-      </w:r>
-      <w:r>
-        <w:t xml:space="preserve">инклюзия — устойчиво приоритетная тема. Можно объединить с «Помощь дома 3Д»: дети сами печатают адаптеры для одногруппников.</w:t>
-      </w:r>
-    </w:p>
-    <w:bookmarkEnd w:id="13"/>
-    <w:bookmarkStart w:id="14" w:name="датчики-двора"/>
-    <w:p>
-      <w:pPr>
-        <w:pStyle w:val="Heading1"/>
-      </w:pPr>
-      <w:r>
-        <w:t xml:space="preserve">5. «Датчики двора»</w:t>
-      </w:r>
-    </w:p>
-    <w:p>
-      <w:pPr>
-        <w:pStyle w:val="FirstParagraph"/>
-      </w:pPr>
-      <w:r>
-        <w:rPr>
-          <w:b/>
-          <w:bCs/>
-        </w:rPr>
-        <w:t xml:space="preserve">Проблема.</w:t>
-      </w:r>
-      <w:r>
-        <w:t xml:space="preserve"> </w:t>
-      </w:r>
-      <w:r>
-        <w:t xml:space="preserve">Жители жалуются на шум, пыль, тёмные дворы и опасные переходы, но у них нет данных, только эмоции.</w:t>
-      </w:r>
-    </w:p>
-    <w:p>
-      <w:pPr>
-        <w:pStyle w:val="BodyText"/>
-      </w:pPr>
-      <w:r>
-        <w:rPr>
-          <w:b/>
-          <w:bCs/>
-        </w:rPr>
-        <w:t xml:space="preserve">Суть.</w:t>
-      </w:r>
-      <w:r>
-        <w:t xml:space="preserve"> </w:t>
-      </w:r>
-      <w:r>
-        <w:t xml:space="preserve">- Школьники собирают на Arduino простые станции: шум, пыль, освещённость, температура.</w:t>
-      </w:r>
-      <w:r>
-        <w:t xml:space="preserve"> </w:t>
-      </w:r>
-      <w:r>
-        <w:t xml:space="preserve">- Ставят их во дворах [10] школ или домов и месяц собирают данные.</w:t>
-      </w:r>
-      <w:r>
-        <w:t xml:space="preserve"> </w:t>
-      </w:r>
-      <w:r>
-        <w:t xml:space="preserve">- С ИИ анализируют данные и готовят предложения в [исполком / управляющие компании].</w:t>
-      </w:r>
-      <w:r>
-        <w:t xml:space="preserve"> </w:t>
-      </w:r>
-      <w:r>
-        <w:t xml:space="preserve">- Защита проектов перед представителями города.</w:t>
-      </w:r>
-    </w:p>
-    <w:p>
-      <w:pPr>
-        <w:pStyle w:val="BodyText"/>
-      </w:pPr>
-      <w:r>
-        <w:rPr>
-          <w:b/>
-          <w:bCs/>
-        </w:rPr>
-        <w:t xml:space="preserve">Результаты:</w:t>
-      </w:r>
-      <w:r>
-        <w:t xml:space="preserve"> </w:t>
-      </w:r>
-      <w:r>
-        <w:t xml:space="preserve">[10] станций, [__] точек данных, открытая карта, [10] предложений городу.</w:t>
-      </w:r>
-    </w:p>
-    <w:p>
-      <w:pPr>
-        <w:pStyle w:val="BodyText"/>
-      </w:pPr>
-      <w:r>
-        <w:rPr>
-          <w:b/>
-          <w:bCs/>
-        </w:rPr>
-        <w:t xml:space="preserve">Что просить:</w:t>
-      </w:r>
-      <w:r>
-        <w:t xml:space="preserve"> </w:t>
-      </w:r>
-      <w:r>
-        <w:t xml:space="preserve">комплектующие, корпуса (печать на 3D-принтере), SIM или Wi-Fi, наставники, финальная защита.</w:t>
-      </w:r>
-    </w:p>
-    <w:p>
-      <w:pPr>
-        <w:pStyle w:val="BodyText"/>
-      </w:pPr>
-      <w:r>
-        <w:rPr>
-          <w:b/>
-          <w:bCs/>
-        </w:rPr>
-        <w:t xml:space="preserve">Трафик:</w:t>
-      </w:r>
-      <w:r>
-        <w:t xml:space="preserve"> </w:t>
-      </w:r>
-      <w:r>
-        <w:t xml:space="preserve">школы-партнёры, родители; повод для диалога ИТ-парка с городом (как в проекте с пассажиропотоком).</w:t>
-      </w:r>
-    </w:p>
-    <w:p>
-      <w:pPr>
-        <w:pStyle w:val="BodyText"/>
-      </w:pPr>
-      <w:r>
-        <w:rPr>
-          <w:b/>
-          <w:bCs/>
-        </w:rPr>
-        <w:t xml:space="preserve">Почему сильно:</w:t>
-      </w:r>
-      <w:r>
-        <w:t xml:space="preserve"> </w:t>
-      </w:r>
-      <w:r>
-        <w:t xml:space="preserve">реальная наука на реальном городе, понятный результат для горожан.</w:t>
-      </w:r>
-    </w:p>
-    <w:bookmarkEnd w:id="14"/>
-    <w:bookmarkStart w:id="15" w:name="ит-наставники-для-семей-участников-сво"/>
-    <w:p>
-      <w:pPr>
-        <w:pStyle w:val="Heading1"/>
-      </w:pPr>
-      <w:r>
-        <w:t xml:space="preserve">6. «ИТ-наставники для семей участников СВО»</w:t>
-      </w:r>
-    </w:p>
-    <w:p>
-      <w:pPr>
-        <w:pStyle w:val="FirstParagraph"/>
-      </w:pPr>
-      <w:r>
-        <w:rPr>
-          <w:b/>
-          <w:bCs/>
-        </w:rPr>
-        <w:t xml:space="preserve">Проблема.</w:t>
-      </w:r>
-      <w:r>
-        <w:t xml:space="preserve"> </w:t>
-      </w:r>
-      <w:r>
-        <w:t xml:space="preserve">Детям из семей участников СВО нужна поддержка, внимание взрослых и перспектива.</w:t>
-      </w:r>
-    </w:p>
-    <w:p>
-      <w:pPr>
-        <w:pStyle w:val="BodyText"/>
-      </w:pPr>
-      <w:r>
-        <w:rPr>
-          <w:b/>
-          <w:bCs/>
-        </w:rPr>
-        <w:t xml:space="preserve">Суть.</w:t>
-      </w:r>
-      <w:r>
-        <w:t xml:space="preserve"> </w:t>
-      </w:r>
-      <w:r>
-        <w:t xml:space="preserve">- Бесплатное обучение в ИТ-академии: нейросети, программирование, робототехника.</w:t>
-      </w:r>
-      <w:r>
-        <w:t xml:space="preserve"> </w:t>
-      </w:r>
-      <w:r>
-        <w:t xml:space="preserve">- Личный наставник из резидентов ИТ-парка.</w:t>
-      </w:r>
-      <w:r>
-        <w:t xml:space="preserve"> </w:t>
-      </w:r>
-      <w:r>
-        <w:t xml:space="preserve">- Экскурсии в ИТ-компании, финальный проект.</w:t>
-      </w:r>
-      <w:r>
-        <w:t xml:space="preserve"> </w:t>
-      </w:r>
-      <w:r>
-        <w:t xml:space="preserve">- Для родителей — отдельный курс «Компьютер и нейросети» (цифровая грамотность, поиск работы, самозанятость).</w:t>
-      </w:r>
-    </w:p>
-    <w:p>
-      <w:pPr>
-        <w:pStyle w:val="BodyText"/>
-      </w:pPr>
-      <w:r>
-        <w:rPr>
-          <w:b/>
-          <w:bCs/>
-        </w:rPr>
-        <w:t xml:space="preserve">Результаты:</w:t>
-      </w:r>
-      <w:r>
-        <w:t xml:space="preserve"> </w:t>
-      </w:r>
-      <w:r>
-        <w:t xml:space="preserve">[30] детей, [30] наставников, [20] родителей обучены, финальные проекты.</w:t>
-      </w:r>
-    </w:p>
-    <w:p>
-      <w:pPr>
-        <w:pStyle w:val="BodyText"/>
-      </w:pPr>
-      <w:r>
-        <w:rPr>
-          <w:b/>
-          <w:bCs/>
-        </w:rPr>
-        <w:t xml:space="preserve">Что просить:</w:t>
-      </w:r>
-      <w:r>
-        <w:t xml:space="preserve"> </w:t>
-      </w:r>
-      <w:r>
-        <w:t xml:space="preserve">стоимость обучения, наставническая программа, транспорт, итоговое мероприятие.</w:t>
-      </w:r>
-    </w:p>
-    <w:p>
-      <w:pPr>
-        <w:pStyle w:val="BodyText"/>
-      </w:pPr>
-      <w:r>
-        <w:rPr>
-          <w:b/>
-          <w:bCs/>
-        </w:rPr>
-        <w:t xml:space="preserve">Почему сильно:</w:t>
-      </w:r>
-      <w:r>
-        <w:t xml:space="preserve"> </w:t>
-      </w:r>
-      <w:r>
-        <w:t xml:space="preserve">важная и приоритетная тема. Вы уже работаете с этой аудиторией (поздравление участника СВО 9 мая). Делать деликатно, без пиара на теме.</w:t>
-      </w:r>
-    </w:p>
-    <w:bookmarkEnd w:id="15"/>
-    <w:bookmarkStart w:id="16" w:name="рекомендация"/>
-    <w:p>
-      <w:pPr>
-        <w:pStyle w:val="Heading1"/>
-      </w:pPr>
-      <w:r>
-        <w:t xml:space="preserve">Рекомендация</w:t>
-      </w:r>
     </w:p>
     <w:p>
       <w:pPr>
@@ -1550,35 +763,7 @@
         </w:numPr>
       </w:pPr>
       <w:r>
-        <w:rPr>
-          <w:b/>
-          <w:bCs/>
-        </w:rPr>
-        <w:t xml:space="preserve">Первыми брать «Цифровые внуки» и «Город, который построили».</w:t>
-      </w:r>
-    </w:p>
-    <w:p>
-      <w:pPr>
-        <w:pStyle w:val="Compact"/>
-        <w:numPr>
-          <w:ilvl w:val="1"/>
-          <w:numId w:val="1002"/>
-        </w:numPr>
-      </w:pPr>
-      <w:r>
-        <w:t xml:space="preserve">«Цифровые внуки» — самая массовая польза, и она логично продолжает «Помощь дома 3Д»: та же аудитория, те же НКО, те же выезды.</w:t>
-      </w:r>
-    </w:p>
-    <w:p>
-      <w:pPr>
-        <w:pStyle w:val="Compact"/>
-        <w:numPr>
-          <w:ilvl w:val="1"/>
-          <w:numId w:val="1002"/>
-        </w:numPr>
-      </w:pPr>
-      <w:r>
-        <w:t xml:space="preserve">«Город, который построили» — самый сильный эмоциональный и медийный проект.</w:t>
+        <w:t xml:space="preserve">Подростки с ИИ делают памятку-квест «Звонок из банка: что делать?».</w:t>
       </w:r>
     </w:p>
     <w:p>
@@ -1590,17 +775,55 @@
         </w:numPr>
       </w:pPr>
       <w:r>
-        <w:rPr>
-          <w:b/>
-          <w:bCs/>
-        </w:rPr>
-        <w:t xml:space="preserve">«ИИ-помощник для НКО»</w:t>
+        <w:t xml:space="preserve">Дополнительно — простой Telegram-бот: пожилой пересылает подозрительное сообщение и получает понятный ответ, опасно это или нет. Бот делают сами участники с наставником.</w:t>
+      </w:r>
+    </w:p>
+    <w:p>
+      <w:pPr>
+        <w:pStyle w:val="FirstParagraph"/>
+      </w:pPr>
+      <w:r>
+        <w:rPr>
+          <w:b/>
+          <w:bCs/>
+        </w:rPr>
+        <w:t xml:space="preserve">Результаты:</w:t>
       </w:r>
       <w:r>
         <w:t xml:space="preserve"> </w:t>
       </w:r>
       <w:r>
-        <w:t xml:space="preserve">— лучший для вашего личного бренда: прямой кейс вашей экспертизы.</w:t>
+        <w:t xml:space="preserve">[200] пожилых обучены, [50] «цифровых внуков», памятка [1 000] экз., бот, методичка для других городов.</w:t>
+      </w:r>
+    </w:p>
+    <w:p>
+      <w:pPr>
+        <w:pStyle w:val="BodyText"/>
+      </w:pPr>
+      <w:r>
+        <w:rPr>
+          <w:b/>
+          <w:bCs/>
+        </w:rPr>
+        <w:t xml:space="preserve">Что просить:</w:t>
+      </w:r>
+      <w:r>
+        <w:t xml:space="preserve"> </w:t>
+      </w:r>
+      <w:r>
+        <w:t xml:space="preserve">планшеты для занятий ([10] шт.), печать памяток и сертификатов, транспорт, выпускной.</w:t>
+      </w:r>
+    </w:p>
+    <w:p>
+      <w:pPr>
+        <w:pStyle w:val="BodyText"/>
+      </w:pPr>
+      <w:r>
+        <w:rPr>
+          <w:b/>
+          <w:bCs/>
+        </w:rPr>
+        <w:t xml:space="preserve">Трафик для Академии:</w:t>
       </w:r>
     </w:p>
     <w:p>
@@ -1608,31 +831,81 @@
         <w:pStyle w:val="Compact"/>
         <w:numPr>
           <w:ilvl w:val="0"/>
-          <w:numId w:val="1001"/>
+          <w:numId w:val="1002"/>
         </w:numPr>
       </w:pPr>
       <w:r>
-        <w:rPr>
-          <w:b/>
-          <w:bCs/>
-        </w:rPr>
-        <w:t xml:space="preserve">Объединить всё под зонтиком «ИТ-академия — для города».</w:t>
+        <w:t xml:space="preserve">взрослые записываются на курс «Компьютер для начинающих»;</w:t>
+      </w:r>
+    </w:p>
+    <w:p>
+      <w:pPr>
+        <w:pStyle w:val="Compact"/>
+        <w:numPr>
+          <w:ilvl w:val="0"/>
+          <w:numId w:val="1002"/>
+        </w:numPr>
+      </w:pPr>
+      <w:r>
+        <w:t xml:space="preserve">подростки получают волонтёрские часы и портфолио.</w:t>
+      </w:r>
+    </w:p>
+    <w:p>
+      <w:pPr>
+        <w:pStyle w:val="FirstParagraph"/>
+      </w:pPr>
+      <w:r>
+        <w:rPr>
+          <w:b/>
+          <w:bCs/>
+        </w:rPr>
+        <w:t xml:space="preserve">Почему сильно:</w:t>
       </w:r>
       <w:r>
         <w:t xml:space="preserve"> </w:t>
       </w:r>
       <w:r>
-        <w:t xml:space="preserve">Заявки подаёт АНО «Содействие» (по одной на конкурс; при необходимости подключаем партнёрские НКО), а для СМИ и блога — одна большая история о том, как ИТ-парк работает для людей, а не только для айтишников.</w:t>
-      </w:r>
-    </w:p>
-    <w:bookmarkEnd w:id="16"/>
-    <w:bookmarkStart w:id="17" w:name="что-нужно-чтобы-выбрать"/>
+        <w:t xml:space="preserve">о проблеме мошенничества знают все, результат измерим (опрос до/после: «смогу отличить мошенника»), тема легко тиражируется.</w:t>
+      </w:r>
+    </w:p>
+    <w:bookmarkEnd w:id="10"/>
+    <w:bookmarkStart w:id="11" w:name="город-который-построили"/>
     <w:p>
       <w:pPr>
         <w:pStyle w:val="Heading1"/>
       </w:pPr>
       <w:r>
-        <w:t xml:space="preserve">Что нужно, чтобы выбрать</w:t>
+        <w:t xml:space="preserve">2. «Город, который построили»</w:t>
+      </w:r>
+    </w:p>
+    <w:p>
+      <w:pPr>
+        <w:pStyle w:val="FirstParagraph"/>
+      </w:pPr>
+      <w:r>
+        <w:rPr>
+          <w:b/>
+          <w:bCs/>
+        </w:rPr>
+        <w:t xml:space="preserve">Проблема.</w:t>
+      </w:r>
+      <w:r>
+        <w:t xml:space="preserve"> </w:t>
+      </w:r>
+      <w:r>
+        <w:t xml:space="preserve">Живых свидетелей того, как строились КАМАЗ и новый город в 1970-е, становится всё меньше. Их истории, фото и документы лежат в семейных альбомах и уходят вместе с людьми.</w:t>
+      </w:r>
+    </w:p>
+    <w:p>
+      <w:pPr>
+        <w:pStyle w:val="BodyText"/>
+      </w:pPr>
+      <w:r>
+        <w:rPr>
+          <w:b/>
+          <w:bCs/>
+        </w:rPr>
+        <w:t xml:space="preserve">Суть.</w:t>
       </w:r>
     </w:p>
     <w:p>
@@ -1644,7 +917,7 @@
         </w:numPr>
       </w:pPr>
       <w:r>
-        <w:t xml:space="preserve">С какими аудиториями работает АНО «Содействие» (уставные цели, ОКВЭД) — от этого зависит, какие идеи она может подать как свои.</w:t>
+        <w:t xml:space="preserve">Дети Академии берут интервью у первостроителей и старожилов: записывают на телефон, ИИ расшифровывает, дети редактируют.</w:t>
       </w:r>
     </w:p>
     <w:p>
@@ -1656,7 +929,7 @@
         </w:numPr>
       </w:pPr>
       <w:r>
-        <w:t xml:space="preserve">В какие конкурсы и сроки целимся? От этого зависят формат и суммы.</w:t>
+        <w:t xml:space="preserve">Оцифровывают и восстанавливают старые фото (с ИИ, но аккуратно: восстановление, а не выдумка).</w:t>
       </w:r>
     </w:p>
     <w:p>
@@ -1665,6 +938,871 @@
         <w:numPr>
           <w:ilvl w:val="0"/>
           <w:numId w:val="1003"/>
+        </w:numPr>
+      </w:pPr>
+      <w:r>
+        <w:t xml:space="preserve">Собирают</w:t>
+      </w:r>
+      <w:r>
+        <w:t xml:space="preserve"> </w:t>
+      </w:r>
+      <w:r>
+        <w:rPr>
+          <w:b/>
+          <w:bCs/>
+        </w:rPr>
+        <w:t xml:space="preserve">цифровую карту памяти</w:t>
+      </w:r>
+      <w:r>
+        <w:t xml:space="preserve">: точки города, к которым привязаны истории, фото и голоса.</w:t>
+      </w:r>
+    </w:p>
+    <w:p>
+      <w:pPr>
+        <w:pStyle w:val="Compact"/>
+        <w:numPr>
+          <w:ilvl w:val="0"/>
+          <w:numId w:val="1003"/>
+        </w:numPr>
+      </w:pPr>
+      <w:r>
+        <w:t xml:space="preserve">Итог — сайт или мини-приложение, выставка в ИТ-парке и подкаст.</w:t>
+      </w:r>
+    </w:p>
+    <w:p>
+      <w:pPr>
+        <w:pStyle w:val="FirstParagraph"/>
+      </w:pPr>
+      <w:r>
+        <w:rPr>
+          <w:b/>
+          <w:bCs/>
+        </w:rPr>
+        <w:t xml:space="preserve">Привязка к дате.</w:t>
+      </w:r>
+      <w:r>
+        <w:t xml:space="preserve"> </w:t>
+      </w:r>
+      <w:r>
+        <w:t xml:space="preserve">В 1976 году с конвейера сошёл первый КАМАЗ. Проект вписывается в юбилейную повестку [проверить точную дату и мероприятия города].</w:t>
+      </w:r>
+    </w:p>
+    <w:p>
+      <w:pPr>
+        <w:pStyle w:val="BodyText"/>
+      </w:pPr>
+      <w:r>
+        <w:rPr>
+          <w:b/>
+          <w:bCs/>
+        </w:rPr>
+        <w:t xml:space="preserve">Результаты:</w:t>
+      </w:r>
+      <w:r>
+        <w:t xml:space="preserve"> </w:t>
+      </w:r>
+      <w:r>
+        <w:t xml:space="preserve">[50] интервью, [300] оцифрованных фото, карта памяти, выставка, [10] выпусков подкаста.</w:t>
+      </w:r>
+    </w:p>
+    <w:p>
+      <w:pPr>
+        <w:pStyle w:val="BodyText"/>
+      </w:pPr>
+      <w:r>
+        <w:rPr>
+          <w:b/>
+          <w:bCs/>
+        </w:rPr>
+        <w:t xml:space="preserve">Что просить:</w:t>
+      </w:r>
+      <w:r>
+        <w:t xml:space="preserve"> </w:t>
+      </w:r>
+      <w:r>
+        <w:t xml:space="preserve">сканер, диктофоны и микрофоны, хостинг и разработка, печать выставки, транспорт.</w:t>
+      </w:r>
+    </w:p>
+    <w:p>
+      <w:pPr>
+        <w:pStyle w:val="BodyText"/>
+      </w:pPr>
+      <w:r>
+        <w:rPr>
+          <w:b/>
+          <w:bCs/>
+        </w:rPr>
+        <w:t xml:space="preserve">Трафик:</w:t>
+      </w:r>
+      <w:r>
+        <w:t xml:space="preserve"> </w:t>
+      </w:r>
+      <w:r>
+        <w:t xml:space="preserve">семьи приносят свои архивы в ИТ-парк; выставка — повод для экскурсий школ.</w:t>
+      </w:r>
+    </w:p>
+    <w:p>
+      <w:pPr>
+        <w:pStyle w:val="BodyText"/>
+      </w:pPr>
+      <w:r>
+        <w:rPr>
+          <w:b/>
+          <w:bCs/>
+        </w:rPr>
+        <w:t xml:space="preserve">Почему сильно:</w:t>
+      </w:r>
+      <w:r>
+        <w:t xml:space="preserve"> </w:t>
+      </w:r>
+      <w:r>
+        <w:t xml:space="preserve">эмоционально, объединяет поколения, отлично ложится в культурные и «памятные» конкурсы, очень сильный контент для соцсетей.</w:t>
+      </w:r>
+    </w:p>
+    <w:bookmarkEnd w:id="11"/>
+    <w:bookmarkStart w:id="12" w:name="ии-помощник-для-нко"/>
+    <w:p>
+      <w:pPr>
+        <w:pStyle w:val="Heading1"/>
+      </w:pPr>
+      <w:r>
+        <w:t xml:space="preserve">3. «ИИ-помощник для НКО»</w:t>
+      </w:r>
+    </w:p>
+    <w:p>
+      <w:pPr>
+        <w:pStyle w:val="FirstParagraph"/>
+      </w:pPr>
+      <w:r>
+        <w:rPr>
+          <w:b/>
+          <w:bCs/>
+        </w:rPr>
+        <w:t xml:space="preserve">Проблема.</w:t>
+      </w:r>
+      <w:r>
+        <w:t xml:space="preserve"> </w:t>
+      </w:r>
+      <w:r>
+        <w:t xml:space="preserve">Небольшие НКО (приюты для животных, фонды помощи, волонтёрские группы) тонут в рутине: одни и те же вопросы в директ, посты, отчёты. Денег на автоматизацию у них нет.</w:t>
+      </w:r>
+    </w:p>
+    <w:p>
+      <w:pPr>
+        <w:pStyle w:val="BodyText"/>
+      </w:pPr>
+      <w:r>
+        <w:rPr>
+          <w:b/>
+          <w:bCs/>
+        </w:rPr>
+        <w:t xml:space="preserve">Суть.</w:t>
+      </w:r>
+    </w:p>
+    <w:p>
+      <w:pPr>
+        <w:pStyle w:val="Compact"/>
+        <w:numPr>
+          <w:ilvl w:val="0"/>
+          <w:numId w:val="1004"/>
+        </w:numPr>
+      </w:pPr>
+      <w:r>
+        <w:t xml:space="preserve">Подростки и студенты Академии в командах по [3–4] человека с наставником-резидентом делают для реальной НКО одного помощника: чат-бот для ответов на частые вопросы, бот сбора заявок волонтёров, генератор постов о питомцах и т. п.</w:t>
+      </w:r>
+    </w:p>
+    <w:p>
+      <w:pPr>
+        <w:pStyle w:val="Compact"/>
+        <w:numPr>
+          <w:ilvl w:val="0"/>
+          <w:numId w:val="1004"/>
+        </w:numPr>
+      </w:pPr>
+      <w:r>
+        <w:t xml:space="preserve">Сезон — [3] месяца, на выходе [10] работающих ботов.</w:t>
+      </w:r>
+    </w:p>
+    <w:p>
+      <w:pPr>
+        <w:pStyle w:val="Compact"/>
+        <w:numPr>
+          <w:ilvl w:val="0"/>
+          <w:numId w:val="1004"/>
+        </w:numPr>
+      </w:pPr>
+      <w:r>
+        <w:t xml:space="preserve">Всё передаётся НКО с инструкцией.</w:t>
+      </w:r>
+    </w:p>
+    <w:p>
+      <w:pPr>
+        <w:pStyle w:val="Compact"/>
+        <w:numPr>
+          <w:ilvl w:val="0"/>
+          <w:numId w:val="1004"/>
+        </w:numPr>
+      </w:pPr>
+      <w:r>
+        <w:t xml:space="preserve">Финал — демо-день.</w:t>
+      </w:r>
+    </w:p>
+    <w:p>
+      <w:pPr>
+        <w:pStyle w:val="FirstParagraph"/>
+      </w:pPr>
+      <w:r>
+        <w:rPr>
+          <w:b/>
+          <w:bCs/>
+        </w:rPr>
+        <w:t xml:space="preserve">Результаты:</w:t>
+      </w:r>
+      <w:r>
+        <w:t xml:space="preserve"> </w:t>
+      </w:r>
+      <w:r>
+        <w:t xml:space="preserve">[10] НКО получили работающих ИИ-помощников, [40] участников, открытые шаблоны ботов для других НКО.</w:t>
+      </w:r>
+    </w:p>
+    <w:p>
+      <w:pPr>
+        <w:pStyle w:val="BodyText"/>
+      </w:pPr>
+      <w:r>
+        <w:rPr>
+          <w:b/>
+          <w:bCs/>
+        </w:rPr>
+        <w:t xml:space="preserve">Что просить:</w:t>
+      </w:r>
+      <w:r>
+        <w:t xml:space="preserve"> </w:t>
+      </w:r>
+      <w:r>
+        <w:t xml:space="preserve">оплата ИИ-сервисов и хостинга на год для НКО, наставники, демо-день, методичка.</w:t>
+      </w:r>
+    </w:p>
+    <w:p>
+      <w:pPr>
+        <w:pStyle w:val="BodyText"/>
+      </w:pPr>
+      <w:r>
+        <w:rPr>
+          <w:b/>
+          <w:bCs/>
+        </w:rPr>
+        <w:t xml:space="preserve">Трафик:</w:t>
+      </w:r>
+      <w:r>
+        <w:t xml:space="preserve"> </w:t>
+      </w:r>
+      <w:r>
+        <w:t xml:space="preserve">Академия получает сильных ребят в продвинутые программы; резиденты находят будущих сотрудников.</w:t>
+      </w:r>
+    </w:p>
+    <w:p>
+      <w:pPr>
+        <w:pStyle w:val="BodyText"/>
+      </w:pPr>
+      <w:r>
+        <w:rPr>
+          <w:b/>
+          <w:bCs/>
+        </w:rPr>
+        <w:t xml:space="preserve">Почему сильно:</w:t>
+      </w:r>
+      <w:r>
+        <w:t xml:space="preserve"> </w:t>
+      </w:r>
+      <w:r>
+        <w:t xml:space="preserve">польза сразу многим организациям. Связано с вашей экспертизой (ИИ-помощники), поэтому это ещё и кейс для блога и ваших продуктов.</w:t>
+      </w:r>
+    </w:p>
+    <w:bookmarkEnd w:id="12"/>
+    <w:bookmarkStart w:id="13" w:name="робототехника-без-барьеров"/>
+    <w:p>
+      <w:pPr>
+        <w:pStyle w:val="Heading1"/>
+      </w:pPr>
+      <w:r>
+        <w:t xml:space="preserve">4. «Робототехника без барьеров»</w:t>
+      </w:r>
+    </w:p>
+    <w:p>
+      <w:pPr>
+        <w:pStyle w:val="FirstParagraph"/>
+      </w:pPr>
+      <w:r>
+        <w:rPr>
+          <w:b/>
+          <w:bCs/>
+        </w:rPr>
+        <w:t xml:space="preserve">Проблема.</w:t>
+      </w:r>
+      <w:r>
+        <w:t xml:space="preserve"> </w:t>
+      </w:r>
+      <w:r>
+        <w:t xml:space="preserve">Дети с ОВЗ почти не попадают в технические кружки: нет адаптированных рабочих мест, программ и подготовленных педагогов.</w:t>
+      </w:r>
+    </w:p>
+    <w:p>
+      <w:pPr>
+        <w:pStyle w:val="BodyText"/>
+      </w:pPr>
+      <w:r>
+        <w:rPr>
+          <w:b/>
+          <w:bCs/>
+        </w:rPr>
+        <w:t xml:space="preserve">Суть.</w:t>
+      </w:r>
+    </w:p>
+    <w:p>
+      <w:pPr>
+        <w:pStyle w:val="Compact"/>
+        <w:numPr>
+          <w:ilvl w:val="0"/>
+          <w:numId w:val="1005"/>
+        </w:numPr>
+      </w:pPr>
+      <w:r>
+        <w:t xml:space="preserve">Академия запускает инклюзивные группы робототехники и 3D-моделирования.</w:t>
+      </w:r>
+    </w:p>
+    <w:p>
+      <w:pPr>
+        <w:pStyle w:val="Compact"/>
+        <w:numPr>
+          <w:ilvl w:val="0"/>
+          <w:numId w:val="1005"/>
+        </w:numPr>
+      </w:pPr>
+      <w:r>
+        <w:t xml:space="preserve">Покупаются адаптированные устройства (альтернативные мыши и клавиатуры, крупные контроллеры), педагоги проходят обучение.</w:t>
+      </w:r>
+    </w:p>
+    <w:p>
+      <w:pPr>
+        <w:pStyle w:val="Compact"/>
+        <w:numPr>
+          <w:ilvl w:val="0"/>
+          <w:numId w:val="1005"/>
+        </w:numPr>
+      </w:pPr>
+      <w:r>
+        <w:t xml:space="preserve">Смешанные команды: дети с ОВЗ и без. Финал — совместный турнир.</w:t>
+      </w:r>
+    </w:p>
+    <w:p>
+      <w:pPr>
+        <w:pStyle w:val="FirstParagraph"/>
+      </w:pPr>
+      <w:r>
+        <w:rPr>
+          <w:b/>
+          <w:bCs/>
+        </w:rPr>
+        <w:t xml:space="preserve">Результаты:</w:t>
+      </w:r>
+      <w:r>
+        <w:t xml:space="preserve"> </w:t>
+      </w:r>
+      <w:r>
+        <w:t xml:space="preserve">[30] детей с ОВЗ обучены, [5] педагогов подготовлены, [4] адаптированных рабочих места, методичка.</w:t>
+      </w:r>
+    </w:p>
+    <w:p>
+      <w:pPr>
+        <w:pStyle w:val="BodyText"/>
+      </w:pPr>
+      <w:r>
+        <w:rPr>
+          <w:b/>
+          <w:bCs/>
+        </w:rPr>
+        <w:t xml:space="preserve">Что просить:</w:t>
+      </w:r>
+      <w:r>
+        <w:t xml:space="preserve"> </w:t>
+      </w:r>
+      <w:r>
+        <w:t xml:space="preserve">адаптированное оборудование, наборы робототехники, обучение педагогов, транспорт для детей.</w:t>
+      </w:r>
+    </w:p>
+    <w:p>
+      <w:pPr>
+        <w:pStyle w:val="BodyText"/>
+      </w:pPr>
+      <w:r>
+        <w:rPr>
+          <w:b/>
+          <w:bCs/>
+        </w:rPr>
+        <w:t xml:space="preserve">Трафик:</w:t>
+      </w:r>
+      <w:r>
+        <w:t xml:space="preserve"> </w:t>
+      </w:r>
+      <w:r>
+        <w:t xml:space="preserve">новая аудитория Академии; сильная социальная репутация ИТ-парка.</w:t>
+      </w:r>
+    </w:p>
+    <w:p>
+      <w:pPr>
+        <w:pStyle w:val="BodyText"/>
+      </w:pPr>
+      <w:r>
+        <w:rPr>
+          <w:b/>
+          <w:bCs/>
+        </w:rPr>
+        <w:t xml:space="preserve">Почему сильно:</w:t>
+      </w:r>
+      <w:r>
+        <w:t xml:space="preserve"> </w:t>
+      </w:r>
+      <w:r>
+        <w:t xml:space="preserve">инклюзия — устойчиво приоритетная тема. Можно объединить с «Помощь дома 3Д»: дети сами печатают адаптеры для одногруппников.</w:t>
+      </w:r>
+    </w:p>
+    <w:bookmarkEnd w:id="13"/>
+    <w:bookmarkStart w:id="14" w:name="датчики-двора"/>
+    <w:p>
+      <w:pPr>
+        <w:pStyle w:val="Heading1"/>
+      </w:pPr>
+      <w:r>
+        <w:t xml:space="preserve">5. «Датчики двора»</w:t>
+      </w:r>
+    </w:p>
+    <w:p>
+      <w:pPr>
+        <w:pStyle w:val="FirstParagraph"/>
+      </w:pPr>
+      <w:r>
+        <w:rPr>
+          <w:b/>
+          <w:bCs/>
+        </w:rPr>
+        <w:t xml:space="preserve">Проблема.</w:t>
+      </w:r>
+      <w:r>
+        <w:t xml:space="preserve"> </w:t>
+      </w:r>
+      <w:r>
+        <w:t xml:space="preserve">Жители жалуются на шум, пыль, тёмные дворы и опасные переходы, но у них нет данных, только эмоции.</w:t>
+      </w:r>
+    </w:p>
+    <w:p>
+      <w:pPr>
+        <w:pStyle w:val="BodyText"/>
+      </w:pPr>
+      <w:r>
+        <w:rPr>
+          <w:b/>
+          <w:bCs/>
+        </w:rPr>
+        <w:t xml:space="preserve">Суть.</w:t>
+      </w:r>
+    </w:p>
+    <w:p>
+      <w:pPr>
+        <w:pStyle w:val="Compact"/>
+        <w:numPr>
+          <w:ilvl w:val="0"/>
+          <w:numId w:val="1006"/>
+        </w:numPr>
+      </w:pPr>
+      <w:r>
+        <w:t xml:space="preserve">Школьники собирают на Arduino простые станции: шум, пыль, освещённость, температура.</w:t>
+      </w:r>
+    </w:p>
+    <w:p>
+      <w:pPr>
+        <w:pStyle w:val="Compact"/>
+        <w:numPr>
+          <w:ilvl w:val="0"/>
+          <w:numId w:val="1006"/>
+        </w:numPr>
+      </w:pPr>
+      <w:r>
+        <w:t xml:space="preserve">Ставят их во дворах [10] школ или домов и месяц собирают данные.</w:t>
+      </w:r>
+    </w:p>
+    <w:p>
+      <w:pPr>
+        <w:pStyle w:val="Compact"/>
+        <w:numPr>
+          <w:ilvl w:val="0"/>
+          <w:numId w:val="1006"/>
+        </w:numPr>
+      </w:pPr>
+      <w:r>
+        <w:t xml:space="preserve">С ИИ анализируют данные и готовят предложения в [исполком / управляющие компании].</w:t>
+      </w:r>
+    </w:p>
+    <w:p>
+      <w:pPr>
+        <w:pStyle w:val="Compact"/>
+        <w:numPr>
+          <w:ilvl w:val="0"/>
+          <w:numId w:val="1006"/>
+        </w:numPr>
+      </w:pPr>
+      <w:r>
+        <w:t xml:space="preserve">Защита проектов перед представителями города.</w:t>
+      </w:r>
+    </w:p>
+    <w:p>
+      <w:pPr>
+        <w:pStyle w:val="FirstParagraph"/>
+      </w:pPr>
+      <w:r>
+        <w:rPr>
+          <w:b/>
+          <w:bCs/>
+        </w:rPr>
+        <w:t xml:space="preserve">Результаты:</w:t>
+      </w:r>
+      <w:r>
+        <w:t xml:space="preserve"> </w:t>
+      </w:r>
+      <w:r>
+        <w:t xml:space="preserve">[10] станций, [__] точек данных, открытая карта, [10] предложений городу.</w:t>
+      </w:r>
+    </w:p>
+    <w:p>
+      <w:pPr>
+        <w:pStyle w:val="BodyText"/>
+      </w:pPr>
+      <w:r>
+        <w:rPr>
+          <w:b/>
+          <w:bCs/>
+        </w:rPr>
+        <w:t xml:space="preserve">Что просить:</w:t>
+      </w:r>
+      <w:r>
+        <w:t xml:space="preserve"> </w:t>
+      </w:r>
+      <w:r>
+        <w:t xml:space="preserve">комплектующие, корпуса (печать на 3D-принтере), SIM или Wi-Fi, наставники, финальная защита.</w:t>
+      </w:r>
+    </w:p>
+    <w:p>
+      <w:pPr>
+        <w:pStyle w:val="BodyText"/>
+      </w:pPr>
+      <w:r>
+        <w:rPr>
+          <w:b/>
+          <w:bCs/>
+        </w:rPr>
+        <w:t xml:space="preserve">Трафик:</w:t>
+      </w:r>
+      <w:r>
+        <w:t xml:space="preserve"> </w:t>
+      </w:r>
+      <w:r>
+        <w:t xml:space="preserve">школы-партнёры, родители; повод для диалога ИТ-парка с городом (как в проекте с пассажиропотоком).</w:t>
+      </w:r>
+    </w:p>
+    <w:p>
+      <w:pPr>
+        <w:pStyle w:val="BodyText"/>
+      </w:pPr>
+      <w:r>
+        <w:rPr>
+          <w:b/>
+          <w:bCs/>
+        </w:rPr>
+        <w:t xml:space="preserve">Почему сильно:</w:t>
+      </w:r>
+      <w:r>
+        <w:t xml:space="preserve"> </w:t>
+      </w:r>
+      <w:r>
+        <w:t xml:space="preserve">реальная наука на реальном городе, понятный результат для горожан.</w:t>
+      </w:r>
+    </w:p>
+    <w:bookmarkEnd w:id="14"/>
+    <w:bookmarkStart w:id="15" w:name="ит-наставники-для-семей-участников-сво"/>
+    <w:p>
+      <w:pPr>
+        <w:pStyle w:val="Heading1"/>
+      </w:pPr>
+      <w:r>
+        <w:t xml:space="preserve">6. «ИТ-наставники для семей участников СВО»</w:t>
+      </w:r>
+    </w:p>
+    <w:p>
+      <w:pPr>
+        <w:pStyle w:val="FirstParagraph"/>
+      </w:pPr>
+      <w:r>
+        <w:rPr>
+          <w:b/>
+          <w:bCs/>
+        </w:rPr>
+        <w:t xml:space="preserve">Проблема.</w:t>
+      </w:r>
+      <w:r>
+        <w:t xml:space="preserve"> </w:t>
+      </w:r>
+      <w:r>
+        <w:t xml:space="preserve">Детям из семей участников СВО нужна поддержка, внимание взрослых и перспектива.</w:t>
+      </w:r>
+    </w:p>
+    <w:p>
+      <w:pPr>
+        <w:pStyle w:val="BodyText"/>
+      </w:pPr>
+      <w:r>
+        <w:rPr>
+          <w:b/>
+          <w:bCs/>
+        </w:rPr>
+        <w:t xml:space="preserve">Суть.</w:t>
+      </w:r>
+    </w:p>
+    <w:p>
+      <w:pPr>
+        <w:pStyle w:val="Compact"/>
+        <w:numPr>
+          <w:ilvl w:val="0"/>
+          <w:numId w:val="1007"/>
+        </w:numPr>
+      </w:pPr>
+      <w:r>
+        <w:t xml:space="preserve">Бесплатное обучение в ИТ-академии: нейросети, программирование, робототехника.</w:t>
+      </w:r>
+    </w:p>
+    <w:p>
+      <w:pPr>
+        <w:pStyle w:val="Compact"/>
+        <w:numPr>
+          <w:ilvl w:val="0"/>
+          <w:numId w:val="1007"/>
+        </w:numPr>
+      </w:pPr>
+      <w:r>
+        <w:t xml:space="preserve">Личный наставник из резидентов ИТ-парка.</w:t>
+      </w:r>
+    </w:p>
+    <w:p>
+      <w:pPr>
+        <w:pStyle w:val="Compact"/>
+        <w:numPr>
+          <w:ilvl w:val="0"/>
+          <w:numId w:val="1007"/>
+        </w:numPr>
+      </w:pPr>
+      <w:r>
+        <w:t xml:space="preserve">Экскурсии в ИТ-компании, финальный проект.</w:t>
+      </w:r>
+    </w:p>
+    <w:p>
+      <w:pPr>
+        <w:pStyle w:val="Compact"/>
+        <w:numPr>
+          <w:ilvl w:val="0"/>
+          <w:numId w:val="1007"/>
+        </w:numPr>
+      </w:pPr>
+      <w:r>
+        <w:t xml:space="preserve">Для родителей — отдельный курс «Компьютер и нейросети» (цифровая грамотность, поиск работы, самозанятость).</w:t>
+      </w:r>
+    </w:p>
+    <w:p>
+      <w:pPr>
+        <w:pStyle w:val="FirstParagraph"/>
+      </w:pPr>
+      <w:r>
+        <w:rPr>
+          <w:b/>
+          <w:bCs/>
+        </w:rPr>
+        <w:t xml:space="preserve">Результаты:</w:t>
+      </w:r>
+      <w:r>
+        <w:t xml:space="preserve"> </w:t>
+      </w:r>
+      <w:r>
+        <w:t xml:space="preserve">[30] детей, [30] наставников, [20] родителей обучены, финальные проекты.</w:t>
+      </w:r>
+    </w:p>
+    <w:p>
+      <w:pPr>
+        <w:pStyle w:val="BodyText"/>
+      </w:pPr>
+      <w:r>
+        <w:rPr>
+          <w:b/>
+          <w:bCs/>
+        </w:rPr>
+        <w:t xml:space="preserve">Что просить:</w:t>
+      </w:r>
+      <w:r>
+        <w:t xml:space="preserve"> </w:t>
+      </w:r>
+      <w:r>
+        <w:t xml:space="preserve">стоимость обучения, наставническая программа, транспорт, итоговое мероприятие.</w:t>
+      </w:r>
+    </w:p>
+    <w:p>
+      <w:pPr>
+        <w:pStyle w:val="BodyText"/>
+      </w:pPr>
+      <w:r>
+        <w:rPr>
+          <w:b/>
+          <w:bCs/>
+        </w:rPr>
+        <w:t xml:space="preserve">Почему сильно:</w:t>
+      </w:r>
+      <w:r>
+        <w:t xml:space="preserve"> </w:t>
+      </w:r>
+      <w:r>
+        <w:t xml:space="preserve">важная и приоритетная тема. Вы уже работаете с этой аудиторией (поздравление участника СВО 9 мая). Делать деликатно, без пиара на теме.</w:t>
+      </w:r>
+    </w:p>
+    <w:bookmarkEnd w:id="15"/>
+    <w:bookmarkStart w:id="16" w:name="рекомендация"/>
+    <w:p>
+      <w:pPr>
+        <w:pStyle w:val="Heading1"/>
+      </w:pPr>
+      <w:r>
+        <w:t xml:space="preserve">Рекомендация</w:t>
+      </w:r>
+    </w:p>
+    <w:p>
+      <w:pPr>
+        <w:pStyle w:val="Compact"/>
+        <w:numPr>
+          <w:ilvl w:val="0"/>
+          <w:numId w:val="1008"/>
+        </w:numPr>
+      </w:pPr>
+      <w:r>
+        <w:rPr>
+          <w:b/>
+          <w:bCs/>
+        </w:rPr>
+        <w:t xml:space="preserve">Первыми брать «Цифровые внуки» и «Город, который построили».</w:t>
+      </w:r>
+    </w:p>
+    <w:p>
+      <w:pPr>
+        <w:pStyle w:val="Compact"/>
+        <w:numPr>
+          <w:ilvl w:val="1"/>
+          <w:numId w:val="1009"/>
+        </w:numPr>
+      </w:pPr>
+      <w:r>
+        <w:t xml:space="preserve">«Цифровые внуки» — самая массовая польза, и она логично продолжает «Помощь дома 3Д»: та же аудитория, те же НКО, те же выезды.</w:t>
+      </w:r>
+    </w:p>
+    <w:p>
+      <w:pPr>
+        <w:pStyle w:val="Compact"/>
+        <w:numPr>
+          <w:ilvl w:val="1"/>
+          <w:numId w:val="1009"/>
+        </w:numPr>
+      </w:pPr>
+      <w:r>
+        <w:t xml:space="preserve">«Город, который построили» — самый сильный эмоциональный и медийный проект.</w:t>
+      </w:r>
+    </w:p>
+    <w:p>
+      <w:pPr>
+        <w:pStyle w:val="Compact"/>
+        <w:numPr>
+          <w:ilvl w:val="0"/>
+          <w:numId w:val="1008"/>
+        </w:numPr>
+      </w:pPr>
+      <w:r>
+        <w:rPr>
+          <w:b/>
+          <w:bCs/>
+        </w:rPr>
+        <w:t xml:space="preserve">«ИИ-помощник для НКО»</w:t>
+      </w:r>
+      <w:r>
+        <w:t xml:space="preserve"> </w:t>
+      </w:r>
+      <w:r>
+        <w:t xml:space="preserve">— лучший для вашего личного бренда: прямой кейс вашей экспертизы.</w:t>
+      </w:r>
+    </w:p>
+    <w:p>
+      <w:pPr>
+        <w:pStyle w:val="Compact"/>
+        <w:numPr>
+          <w:ilvl w:val="0"/>
+          <w:numId w:val="1008"/>
+        </w:numPr>
+      </w:pPr>
+      <w:r>
+        <w:rPr>
+          <w:b/>
+          <w:bCs/>
+        </w:rPr>
+        <w:t xml:space="preserve">Объединить всё под зонтиком «ИТ-академия — для города».</w:t>
+      </w:r>
+      <w:r>
+        <w:t xml:space="preserve"> </w:t>
+      </w:r>
+      <w:r>
+        <w:t xml:space="preserve">Заявки подаёт АНО «Содействие» (по одной на конкурс; при необходимости подключаем партнёрские НКО), а для СМИ и блога — одна большая история о том, как ИТ-парк работает для людей, а не только для айтишников.</w:t>
+      </w:r>
+    </w:p>
+    <w:bookmarkEnd w:id="16"/>
+    <w:bookmarkStart w:id="17" w:name="что-нужно-чтобы-выбрать"/>
+    <w:p>
+      <w:pPr>
+        <w:pStyle w:val="Heading1"/>
+      </w:pPr>
+      <w:r>
+        <w:t xml:space="preserve">Что нужно, чтобы выбрать</w:t>
+      </w:r>
+    </w:p>
+    <w:p>
+      <w:pPr>
+        <w:pStyle w:val="Compact"/>
+        <w:numPr>
+          <w:ilvl w:val="0"/>
+          <w:numId w:val="1010"/>
+        </w:numPr>
+      </w:pPr>
+      <w:r>
+        <w:t xml:space="preserve">С какими аудиториями работает АНО «Содействие» (уставные цели, ОКВЭД) — от этого зависит, какие идеи она может подать как свои.</w:t>
+      </w:r>
+    </w:p>
+    <w:p>
+      <w:pPr>
+        <w:pStyle w:val="Compact"/>
+        <w:numPr>
+          <w:ilvl w:val="0"/>
+          <w:numId w:val="1010"/>
+        </w:numPr>
+      </w:pPr>
+      <w:r>
+        <w:t xml:space="preserve">В какие конкурсы и сроки целимся? От этого зависят формат и суммы.</w:t>
+      </w:r>
+    </w:p>
+    <w:p>
+      <w:pPr>
+        <w:pStyle w:val="Compact"/>
+        <w:numPr>
+          <w:ilvl w:val="0"/>
+          <w:numId w:val="1010"/>
         </w:numPr>
       </w:pPr>
       <w:r>
@@ -1782,6 +1920,109 @@
       </w:pPr>
     </w:lvl>
   </w:abstractNum>
+  <w:abstractNum w:abstractNumId="991">
+    <w:nsid w:val="0000A991"/>
+    <w:multiLevelType w:val="multilevel"/>
+    <w:lvl w:ilvl="0">
+      <w:numFmt w:val="bullet"/>
+      <w:lvlText w:val=""/>
+      <w:lvlJc w:val="left"/>
+      <w:pPr>
+        <w:ind w:left="720" w:hanging="360"/>
+      </w:pPr>
+      <w:rPr>
+        <w:rFonts w:ascii="Symbol" w:hAnsi="Symbol" w:cs="Symbol" w:hint="default"/>
+      </w:rPr>
+    </w:lvl>
+    <w:lvl w:ilvl="1">
+      <w:numFmt w:val="bullet"/>
+      <w:lvlText w:val="o"/>
+      <w:lvlJc w:val="left"/>
+      <w:pPr>
+        <w:ind w:left="1440" w:hanging="360"/>
+      </w:pPr>
+      <w:rPr>
+        <w:rFonts w:ascii="Courier New" w:hAnsi="Courier New" w:cs="Courier New" w:hint="default"/>
+      </w:rPr>
+    </w:lvl>
+    <w:lvl w:ilvl="2">
+      <w:numFmt w:val="bullet"/>
+      <w:lvlText w:val=""/>
+      <w:lvlJc w:val="left"/>
+      <w:pPr>
+        <w:ind w:left="2160" w:hanging="360"/>
+      </w:pPr>
+      <w:rPr>
+        <w:rFonts w:ascii="Wingdings" w:hAnsi="Wingdings" w:cs="Wingdings" w:hint="default"/>
+      </w:rPr>
+    </w:lvl>
+    <w:lvl w:ilvl="3">
+      <w:numFmt w:val="bullet"/>
+      <w:lvlText w:val=""/>
+      <w:lvlJc w:val="left"/>
+      <w:pPr>
+        <w:ind w:left="2880" w:hanging="360"/>
+      </w:pPr>
+      <w:rPr>
+        <w:rFonts w:ascii="Symbol" w:hAnsi="Symbol" w:cs="Symbol" w:hint="default"/>
+      </w:rPr>
+    </w:lvl>
+    <w:lvl w:ilvl="4">
+      <w:numFmt w:val="bullet"/>
+      <w:lvlText w:val="o"/>
+      <w:lvlJc w:val="left"/>
+      <w:pPr>
+        <w:ind w:left="3600" w:hanging="360"/>
+      </w:pPr>
+      <w:rPr>
+        <w:rFonts w:ascii="Courier New" w:hAnsi="Courier New" w:cs="Courier New" w:hint="default"/>
+      </w:rPr>
+    </w:lvl>
+    <w:lvl w:ilvl="5">
+      <w:numFmt w:val="bullet"/>
+      <w:lvlText w:val=""/>
+      <w:lvlJc w:val="left"/>
+      <w:pPr>
+        <w:ind w:left="4320" w:hanging="360"/>
+      </w:pPr>
+      <w:rPr>
+        <w:rFonts w:ascii="Wingdings" w:hAnsi="Wingdings" w:cs="Wingdings" w:hint="default"/>
+      </w:rPr>
+    </w:lvl>
+    <w:lvl w:ilvl="6">
+      <w:numFmt w:val="bullet"/>
+      <w:lvlText w:val=""/>
+      <w:lvlJc w:val="left"/>
+      <w:pPr>
+        <w:ind w:left="5040" w:hanging="360"/>
+      </w:pPr>
+      <w:rPr>
+        <w:rFonts w:ascii="Symbol" w:hAnsi="Symbol" w:cs="Symbol" w:hint="default"/>
+      </w:rPr>
+    </w:lvl>
+    <w:lvl w:ilvl="7">
+      <w:numFmt w:val="bullet"/>
+      <w:lvlText w:val="o"/>
+      <w:lvlJc w:val="left"/>
+      <w:pPr>
+        <w:ind w:left="5760" w:hanging="360"/>
+      </w:pPr>
+      <w:rPr>
+        <w:rFonts w:ascii="Courier New" w:hAnsi="Courier New" w:cs="Courier New" w:hint="default"/>
+      </w:rPr>
+    </w:lvl>
+    <w:lvl w:ilvl="8">
+      <w:numFmt w:val="bullet"/>
+      <w:lvlText w:val=""/>
+      <w:lvlJc w:val="left"/>
+      <w:pPr>
+        <w:ind w:left="6480" w:hanging="360"/>
+      </w:pPr>
+      <w:rPr>
+        <w:rFonts w:ascii="Wingdings" w:hAnsi="Wingdings" w:cs="Wingdings" w:hint="default"/>
+      </w:rPr>
+    </w:lvl>
+  </w:abstractNum>
   <w:abstractNum w:abstractNumId="99411">
     <w:nsid w:val="00A99411"/>
     <w:multiLevelType w:val="multilevel"/>
@@ -1867,113 +2108,16 @@
       </w:pPr>
     </w:lvl>
   </w:abstractNum>
-  <w:abstractNum w:abstractNumId="991">
-    <w:nsid w:val="0000A991"/>
-    <w:multiLevelType w:val="multilevel"/>
-    <w:lvl w:ilvl="0">
-      <w:numFmt w:val="bullet"/>
-      <w:lvlText w:val=""/>
-      <w:lvlJc w:val="left"/>
-      <w:pPr>
-        <w:ind w:left="720" w:hanging="360"/>
-      </w:pPr>
-      <w:rPr>
-        <w:rFonts w:ascii="Symbol" w:hAnsi="Symbol" w:cs="Symbol" w:hint="default"/>
-      </w:rPr>
-    </w:lvl>
-    <w:lvl w:ilvl="1">
-      <w:numFmt w:val="bullet"/>
-      <w:lvlText w:val="o"/>
-      <w:lvlJc w:val="left"/>
-      <w:pPr>
-        <w:ind w:left="1440" w:hanging="360"/>
-      </w:pPr>
-      <w:rPr>
-        <w:rFonts w:ascii="Courier New" w:hAnsi="Courier New" w:cs="Courier New" w:hint="default"/>
-      </w:rPr>
-    </w:lvl>
-    <w:lvl w:ilvl="2">
-      <w:numFmt w:val="bullet"/>
-      <w:lvlText w:val=""/>
-      <w:lvlJc w:val="left"/>
-      <w:pPr>
-        <w:ind w:left="2160" w:hanging="360"/>
-      </w:pPr>
-      <w:rPr>
-        <w:rFonts w:ascii="Wingdings" w:hAnsi="Wingdings" w:cs="Wingdings" w:hint="default"/>
-      </w:rPr>
-    </w:lvl>
-    <w:lvl w:ilvl="3">
-      <w:numFmt w:val="bullet"/>
-      <w:lvlText w:val=""/>
-      <w:lvlJc w:val="left"/>
-      <w:pPr>
-        <w:ind w:left="2880" w:hanging="360"/>
-      </w:pPr>
-      <w:rPr>
-        <w:rFonts w:ascii="Symbol" w:hAnsi="Symbol" w:cs="Symbol" w:hint="default"/>
-      </w:rPr>
-    </w:lvl>
-    <w:lvl w:ilvl="4">
-      <w:numFmt w:val="bullet"/>
-      <w:lvlText w:val="o"/>
-      <w:lvlJc w:val="left"/>
-      <w:pPr>
-        <w:ind w:left="3600" w:hanging="360"/>
-      </w:pPr>
-      <w:rPr>
-        <w:rFonts w:ascii="Courier New" w:hAnsi="Courier New" w:cs="Courier New" w:hint="default"/>
-      </w:rPr>
-    </w:lvl>
-    <w:lvl w:ilvl="5">
-      <w:numFmt w:val="bullet"/>
-      <w:lvlText w:val=""/>
-      <w:lvlJc w:val="left"/>
-      <w:pPr>
-        <w:ind w:left="4320" w:hanging="360"/>
-      </w:pPr>
-      <w:rPr>
-        <w:rFonts w:ascii="Wingdings" w:hAnsi="Wingdings" w:cs="Wingdings" w:hint="default"/>
-      </w:rPr>
-    </w:lvl>
-    <w:lvl w:ilvl="6">
-      <w:numFmt w:val="bullet"/>
-      <w:lvlText w:val=""/>
-      <w:lvlJc w:val="left"/>
-      <w:pPr>
-        <w:ind w:left="5040" w:hanging="360"/>
-      </w:pPr>
-      <w:rPr>
-        <w:rFonts w:ascii="Symbol" w:hAnsi="Symbol" w:cs="Symbol" w:hint="default"/>
-      </w:rPr>
-    </w:lvl>
-    <w:lvl w:ilvl="7">
-      <w:numFmt w:val="bullet"/>
-      <w:lvlText w:val="o"/>
-      <w:lvlJc w:val="left"/>
-      <w:pPr>
-        <w:ind w:left="5760" w:hanging="360"/>
-      </w:pPr>
-      <w:rPr>
-        <w:rFonts w:ascii="Courier New" w:hAnsi="Courier New" w:cs="Courier New" w:hint="default"/>
-      </w:rPr>
-    </w:lvl>
-    <w:lvl w:ilvl="8">
-      <w:numFmt w:val="bullet"/>
-      <w:lvlText w:val=""/>
-      <w:lvlJc w:val="left"/>
-      <w:pPr>
-        <w:ind w:left="6480" w:hanging="360"/>
-      </w:pPr>
-      <w:rPr>
-        <w:rFonts w:ascii="Wingdings" w:hAnsi="Wingdings" w:cs="Wingdings" w:hint="default"/>
-      </w:rPr>
-    </w:lvl>
-  </w:abstractNum>
   <w:num w:numId="1000">
     <w:abstractNumId w:val="990"/>
   </w:num>
   <w:num w:numId="1001">
+    <w:abstractNumId w:val="991"/>
+  </w:num>
+  <w:num w:numId="1002">
+    <w:abstractNumId w:val="991"/>
+  </w:num>
+  <w:num w:numId="1003">
     <w:abstractNumId w:val="99411"/>
     <w:lvlOverride w:ilvl="0">
       <w:startOverride w:val="1"/>
@@ -2003,10 +2147,52 @@
       <w:startOverride w:val="1"/>
     </w:lvlOverride>
   </w:num>
-  <w:num w:numId="1002">
+  <w:num w:numId="1004">
     <w:abstractNumId w:val="991"/>
   </w:num>
-  <w:num w:numId="1003">
+  <w:num w:numId="1005">
+    <w:abstractNumId w:val="991"/>
+  </w:num>
+  <w:num w:numId="1006">
+    <w:abstractNumId w:val="991"/>
+  </w:num>
+  <w:num w:numId="1007">
+    <w:abstractNumId w:val="991"/>
+  </w:num>
+  <w:num w:numId="1008">
+    <w:abstractNumId w:val="99411"/>
+    <w:lvlOverride w:ilvl="0">
+      <w:startOverride w:val="1"/>
+    </w:lvlOverride>
+    <w:lvlOverride w:ilvl="1">
+      <w:startOverride w:val="1"/>
+    </w:lvlOverride>
+    <w:lvlOverride w:ilvl="2">
+      <w:startOverride w:val="1"/>
+    </w:lvlOverride>
+    <w:lvlOverride w:ilvl="3">
+      <w:startOverride w:val="1"/>
+    </w:lvlOverride>
+    <w:lvlOverride w:ilvl="4">
+      <w:startOverride w:val="1"/>
+    </w:lvlOverride>
+    <w:lvlOverride w:ilvl="5">
+      <w:startOverride w:val="1"/>
+    </w:lvlOverride>
+    <w:lvlOverride w:ilvl="6">
+      <w:startOverride w:val="1"/>
+    </w:lvlOverride>
+    <w:lvlOverride w:ilvl="7">
+      <w:startOverride w:val="1"/>
+    </w:lvlOverride>
+    <w:lvlOverride w:ilvl="8">
+      <w:startOverride w:val="1"/>
+    </w:lvlOverride>
+  </w:num>
+  <w:num w:numId="1009">
+    <w:abstractNumId w:val="991"/>
+  </w:num>
+  <w:num w:numId="1010">
     <w:abstractNumId w:val="99411"/>
     <w:lvlOverride w:ilvl="0">
       <w:startOverride w:val="1"/>
